--- a/documents/templates/7_bs_person_person(ДКП (Универсальный)).docx
+++ b/documents/templates/7_bs_person_person(ДКП (Универсальный)).docx
@@ -559,7 +559,6 @@
                 <w:lang w:val="en-US"/>
               </w:rPr>
             </w:pPr>
-            <w:proofErr w:type="gramStart"/>
             <w:r>
               <w:rPr>
                 <w:rFonts w:cs="Calibri"/>
@@ -581,19 +580,7 @@
                 <w:szCs w:val="20"/>
                 <w:lang w:val="en-US"/>
               </w:rPr>
-              <w:t>buyer</w:t>
-            </w:r>
-            <w:proofErr w:type="gramEnd"/>
-            <w:r>
-              <w:rPr>
-                <w:rFonts w:cs="Calibri"/>
-                <w:bCs/>
-                <w:color w:val="000000"/>
-                <w:sz w:val="20"/>
-                <w:szCs w:val="20"/>
-                <w:lang w:val="en-US"/>
-              </w:rPr>
-              <w:t>_last_name</w:t>
+              <w:t>buyer_last_name</w:t>
             </w:r>
             <w:proofErr w:type="spellEnd"/>
             <w:r>
@@ -1598,7 +1585,6 @@
                 <w:lang w:val="en-US"/>
               </w:rPr>
             </w:pPr>
-            <w:proofErr w:type="gramStart"/>
             <w:r>
               <w:rPr>
                 <w:rFonts w:cs="Calibri"/>
@@ -1622,7 +1608,6 @@
               </w:rPr>
               <w:t>seller</w:t>
             </w:r>
-            <w:proofErr w:type="gramEnd"/>
             <w:r>
               <w:rPr>
                 <w:rFonts w:cs="Calibri"/>
@@ -3651,17 +3636,15 @@
                 <w:color w:val="000000"/>
                 <w:sz w:val="24"/>
                 <w:szCs w:val="24"/>
-                <w:lang w:val="en-US"/>
-              </w:rPr>
-            </w:pPr>
-            <w:r>
-              <w:rPr>
-                <w:rFonts w:cs="Calibri"/>
-                <w:sz w:val="24"/>
-                <w:szCs w:val="24"/>
-                <w:lang w:val="en-US"/>
-              </w:rPr>
-              <w:t>{{</w:t>
+              </w:rPr>
+            </w:pPr>
+            <w:r>
+              <w:rPr>
+                <w:rFonts w:cs="Calibri"/>
+                <w:sz w:val="24"/>
+                <w:szCs w:val="24"/>
+              </w:rPr>
+              <w:t xml:space="preserve">{% </w:t>
             </w:r>
             <w:proofErr w:type="spellStart"/>
             <w:r>
@@ -3669,7 +3652,24 @@
                 <w:rFonts w:cs="Calibri"/>
                 <w:sz w:val="24"/>
                 <w:szCs w:val="24"/>
-                <w:lang w:val="en-US"/>
+              </w:rPr>
+              <w:t>if</w:t>
+            </w:r>
+            <w:proofErr w:type="spellEnd"/>
+            <w:r>
+              <w:rPr>
+                <w:rFonts w:cs="Calibri"/>
+                <w:sz w:val="24"/>
+                <w:szCs w:val="24"/>
+              </w:rPr>
+              <w:t xml:space="preserve"> </w:t>
+            </w:r>
+            <w:proofErr w:type="spellStart"/>
+            <w:r>
+              <w:rPr>
+                <w:rFonts w:cs="Calibri"/>
+                <w:sz w:val="24"/>
+                <w:szCs w:val="24"/>
               </w:rPr>
               <w:t>pts_id</w:t>
             </w:r>
@@ -3679,26 +3679,8 @@
                 <w:rFonts w:cs="Calibri"/>
                 <w:sz w:val="24"/>
                 <w:szCs w:val="24"/>
-                <w:lang w:val="en-US"/>
-              </w:rPr>
-              <w:t xml:space="preserve">}} </w:t>
-            </w:r>
-            <w:r>
-              <w:rPr>
-                <w:rFonts w:cs="Calibri"/>
-                <w:sz w:val="24"/>
-                <w:szCs w:val="24"/>
-              </w:rPr>
-              <w:t>от</w:t>
-            </w:r>
-            <w:r>
-              <w:rPr>
-                <w:rFonts w:cs="Calibri"/>
-                <w:sz w:val="24"/>
-                <w:szCs w:val="24"/>
-                <w:lang w:val="en-US"/>
-              </w:rPr>
-              <w:t xml:space="preserve"> {{</w:t>
+              </w:rPr>
+              <w:t xml:space="preserve"> %}{{ </w:t>
             </w:r>
             <w:proofErr w:type="spellStart"/>
             <w:r>
@@ -3706,7 +3688,60 @@
                 <w:rFonts w:cs="Calibri"/>
                 <w:sz w:val="24"/>
                 <w:szCs w:val="24"/>
-                <w:lang w:val="en-US"/>
+              </w:rPr>
+              <w:t>pts_id</w:t>
+            </w:r>
+            <w:proofErr w:type="spellEnd"/>
+            <w:r>
+              <w:rPr>
+                <w:rFonts w:cs="Calibri"/>
+                <w:sz w:val="24"/>
+                <w:szCs w:val="24"/>
+              </w:rPr>
+              <w:t xml:space="preserve"> }}{% </w:t>
+            </w:r>
+            <w:proofErr w:type="spellStart"/>
+            <w:r>
+              <w:rPr>
+                <w:rFonts w:cs="Calibri"/>
+                <w:sz w:val="24"/>
+                <w:szCs w:val="24"/>
+              </w:rPr>
+              <w:t>endif</w:t>
+            </w:r>
+            <w:proofErr w:type="spellEnd"/>
+            <w:r>
+              <w:rPr>
+                <w:rFonts w:cs="Calibri"/>
+                <w:sz w:val="24"/>
+                <w:szCs w:val="24"/>
+              </w:rPr>
+              <w:t xml:space="preserve"> %}{% </w:t>
+            </w:r>
+            <w:proofErr w:type="spellStart"/>
+            <w:r>
+              <w:rPr>
+                <w:rFonts w:cs="Calibri"/>
+                <w:sz w:val="24"/>
+                <w:szCs w:val="24"/>
+              </w:rPr>
+              <w:t>if</w:t>
+            </w:r>
+            <w:proofErr w:type="spellEnd"/>
+            <w:r>
+              <w:rPr>
+                <w:rFonts w:cs="Calibri"/>
+                <w:sz w:val="24"/>
+                <w:szCs w:val="24"/>
+              </w:rPr>
+              <w:t xml:space="preserve"> </w:t>
+            </w:r>
+            <w:proofErr w:type="spellStart"/>
+            <w:r>
+              <w:rPr>
+                <w:rFonts w:cs="Calibri"/>
+                <w:sz w:val="24"/>
+                <w:szCs w:val="24"/>
               </w:rPr>
               <w:t>pts_date</w:t>
             </w:r>
@@ -3716,9 +3751,152 @@
                 <w:rFonts w:cs="Calibri"/>
                 <w:sz w:val="24"/>
                 <w:szCs w:val="24"/>
-                <w:lang w:val="en-US"/>
-              </w:rPr>
-              <w:t>}}</w:t>
+              </w:rPr>
+              <w:t xml:space="preserve"> </w:t>
+            </w:r>
+            <w:proofErr w:type="spellStart"/>
+            <w:r>
+              <w:rPr>
+                <w:rFonts w:cs="Calibri"/>
+                <w:sz w:val="24"/>
+                <w:szCs w:val="24"/>
+              </w:rPr>
+              <w:t>and</w:t>
+            </w:r>
+            <w:proofErr w:type="spellEnd"/>
+            <w:r>
+              <w:rPr>
+                <w:rFonts w:cs="Calibri"/>
+                <w:sz w:val="24"/>
+                <w:szCs w:val="24"/>
+              </w:rPr>
+              <w:t xml:space="preserve"> </w:t>
+            </w:r>
+            <w:proofErr w:type="spellStart"/>
+            <w:r>
+              <w:rPr>
+                <w:rFonts w:cs="Calibri"/>
+                <w:sz w:val="24"/>
+                <w:szCs w:val="24"/>
+              </w:rPr>
+              <w:t>pts_id</w:t>
+            </w:r>
+            <w:proofErr w:type="spellEnd"/>
+            <w:r>
+              <w:rPr>
+                <w:rFonts w:cs="Calibri"/>
+                <w:sz w:val="24"/>
+                <w:szCs w:val="24"/>
+              </w:rPr>
+              <w:t xml:space="preserve"> %} от {{ </w:t>
+            </w:r>
+            <w:proofErr w:type="spellStart"/>
+            <w:r>
+              <w:rPr>
+                <w:rFonts w:cs="Calibri"/>
+                <w:sz w:val="24"/>
+                <w:szCs w:val="24"/>
+              </w:rPr>
+              <w:t>pts_date</w:t>
+            </w:r>
+            <w:proofErr w:type="spellEnd"/>
+            <w:r>
+              <w:rPr>
+                <w:rFonts w:cs="Calibri"/>
+                <w:sz w:val="24"/>
+                <w:szCs w:val="24"/>
+              </w:rPr>
+              <w:t xml:space="preserve"> }}{% </w:t>
+            </w:r>
+            <w:proofErr w:type="spellStart"/>
+            <w:r>
+              <w:rPr>
+                <w:rFonts w:cs="Calibri"/>
+                <w:sz w:val="24"/>
+                <w:szCs w:val="24"/>
+              </w:rPr>
+              <w:t>endif</w:t>
+            </w:r>
+            <w:proofErr w:type="spellEnd"/>
+            <w:r>
+              <w:rPr>
+                <w:rFonts w:cs="Calibri"/>
+                <w:sz w:val="24"/>
+                <w:szCs w:val="24"/>
+              </w:rPr>
+              <w:t xml:space="preserve"> %}{% </w:t>
+            </w:r>
+            <w:proofErr w:type="spellStart"/>
+            <w:r>
+              <w:rPr>
+                <w:rFonts w:cs="Calibri"/>
+                <w:sz w:val="24"/>
+                <w:szCs w:val="24"/>
+              </w:rPr>
+              <w:t>if</w:t>
+            </w:r>
+            <w:proofErr w:type="spellEnd"/>
+            <w:r>
+              <w:rPr>
+                <w:rFonts w:cs="Calibri"/>
+                <w:sz w:val="24"/>
+                <w:szCs w:val="24"/>
+              </w:rPr>
+              <w:t xml:space="preserve"> </w:t>
+            </w:r>
+            <w:proofErr w:type="spellStart"/>
+            <w:r>
+              <w:rPr>
+                <w:rFonts w:cs="Calibri"/>
+                <w:sz w:val="24"/>
+                <w:szCs w:val="24"/>
+              </w:rPr>
+              <w:t>not</w:t>
+            </w:r>
+            <w:proofErr w:type="spellEnd"/>
+            <w:r>
+              <w:rPr>
+                <w:rFonts w:cs="Calibri"/>
+                <w:sz w:val="24"/>
+                <w:szCs w:val="24"/>
+              </w:rPr>
+              <w:t xml:space="preserve"> </w:t>
+            </w:r>
+            <w:proofErr w:type="spellStart"/>
+            <w:r>
+              <w:rPr>
+                <w:rFonts w:cs="Calibri"/>
+                <w:sz w:val="24"/>
+                <w:szCs w:val="24"/>
+              </w:rPr>
+              <w:t>pts_id</w:t>
+            </w:r>
+            <w:proofErr w:type="spellEnd"/>
+            <w:r>
+              <w:rPr>
+                <w:rFonts w:cs="Calibri"/>
+                <w:sz w:val="24"/>
+                <w:szCs w:val="24"/>
+              </w:rPr>
+              <w:t xml:space="preserve"> %}Отсутствует{% </w:t>
+            </w:r>
+            <w:proofErr w:type="spellStart"/>
+            <w:r>
+              <w:rPr>
+                <w:rFonts w:cs="Calibri"/>
+                <w:sz w:val="24"/>
+                <w:szCs w:val="24"/>
+              </w:rPr>
+              <w:t>endif</w:t>
+            </w:r>
+            <w:proofErr w:type="spellEnd"/>
+            <w:r>
+              <w:rPr>
+                <w:rFonts w:cs="Calibri"/>
+                <w:sz w:val="24"/>
+                <w:szCs w:val="24"/>
+              </w:rPr>
+              <w:t xml:space="preserve"> %}</w:t>
             </w:r>
           </w:p>
         </w:tc>
@@ -3820,6 +3998,46 @@
                 <w:szCs w:val="24"/>
                 <w:lang w:val="en-US"/>
               </w:rPr>
+              <w:t xml:space="preserve"> %}{{ </w:t>
+            </w:r>
+            <w:proofErr w:type="spellStart"/>
+            <w:r>
+              <w:rPr>
+                <w:rFonts w:cs="Calibri"/>
+                <w:sz w:val="24"/>
+                <w:szCs w:val="24"/>
+                <w:lang w:val="en-US"/>
+              </w:rPr>
+              <w:t>sts_id</w:t>
+            </w:r>
+            <w:proofErr w:type="spellEnd"/>
+            <w:r>
+              <w:rPr>
+                <w:rFonts w:cs="Calibri"/>
+                <w:sz w:val="24"/>
+                <w:szCs w:val="24"/>
+                <w:lang w:val="en-US"/>
+              </w:rPr>
+              <w:t xml:space="preserve"> }}{% endif %}{% if </w:t>
+            </w:r>
+            <w:proofErr w:type="spellStart"/>
+            <w:r>
+              <w:rPr>
+                <w:rFonts w:cs="Calibri"/>
+                <w:sz w:val="24"/>
+                <w:szCs w:val="24"/>
+                <w:lang w:val="en-US"/>
+              </w:rPr>
+              <w:t>sts_date</w:t>
+            </w:r>
+            <w:proofErr w:type="spellEnd"/>
+            <w:r>
+              <w:rPr>
+                <w:rFonts w:cs="Calibri"/>
+                <w:sz w:val="24"/>
+                <w:szCs w:val="24"/>
+                <w:lang w:val="en-US"/>
+              </w:rPr>
               <w:t xml:space="preserve"> and </w:t>
             </w:r>
             <w:proofErr w:type="spellStart"/>
@@ -3830,6 +4048,43 @@
                 <w:szCs w:val="24"/>
                 <w:lang w:val="en-US"/>
               </w:rPr>
+              <w:t>sts_id</w:t>
+            </w:r>
+            <w:proofErr w:type="spellEnd"/>
+            <w:r>
+              <w:rPr>
+                <w:rFonts w:cs="Calibri"/>
+                <w:sz w:val="24"/>
+                <w:szCs w:val="24"/>
+                <w:lang w:val="en-US"/>
+              </w:rPr>
+              <w:t xml:space="preserve"> %} </w:t>
+            </w:r>
+            <w:r>
+              <w:rPr>
+                <w:rFonts w:cs="Calibri"/>
+                <w:sz w:val="24"/>
+                <w:szCs w:val="24"/>
+              </w:rPr>
+              <w:t>от</w:t>
+            </w:r>
+            <w:r>
+              <w:rPr>
+                <w:rFonts w:cs="Calibri"/>
+                <w:sz w:val="24"/>
+                <w:szCs w:val="24"/>
+                <w:lang w:val="en-US"/>
+              </w:rPr>
+              <w:t xml:space="preserve"> {{ </w:t>
+            </w:r>
+            <w:proofErr w:type="spellStart"/>
+            <w:r>
+              <w:rPr>
+                <w:rFonts w:cs="Calibri"/>
+                <w:sz w:val="24"/>
+                <w:szCs w:val="24"/>
+                <w:lang w:val="en-US"/>
+              </w:rPr>
               <w:t>sts_date</w:t>
             </w:r>
             <w:proofErr w:type="spellEnd"/>
@@ -3840,27 +4095,7 @@
                 <w:szCs w:val="24"/>
                 <w:lang w:val="en-US"/>
               </w:rPr>
-              <w:t xml:space="preserve"> </w:t>
-            </w:r>
-            <w:proofErr w:type="gramStart"/>
-            <w:r>
-              <w:rPr>
-                <w:rFonts w:cs="Calibri"/>
-                <w:sz w:val="24"/>
-                <w:szCs w:val="24"/>
-                <w:lang w:val="en-US"/>
-              </w:rPr>
-              <w:t>%}{</w:t>
-            </w:r>
-            <w:proofErr w:type="gramEnd"/>
-            <w:r>
-              <w:rPr>
-                <w:rFonts w:cs="Calibri"/>
-                <w:sz w:val="24"/>
-                <w:szCs w:val="24"/>
-                <w:lang w:val="en-US"/>
-              </w:rPr>
-              <w:t xml:space="preserve">{ </w:t>
+              <w:t xml:space="preserve"> }}{% endif %}{% if not </w:t>
             </w:r>
             <w:proofErr w:type="spellStart"/>
             <w:r>
@@ -3880,44 +4115,7 @@
                 <w:szCs w:val="24"/>
                 <w:lang w:val="en-US"/>
               </w:rPr>
-              <w:t xml:space="preserve"> }} </w:t>
-            </w:r>
-            <w:r>
-              <w:rPr>
-                <w:rFonts w:cs="Calibri"/>
-                <w:sz w:val="24"/>
-                <w:szCs w:val="24"/>
-              </w:rPr>
-              <w:t>от</w:t>
-            </w:r>
-            <w:r>
-              <w:rPr>
-                <w:rFonts w:cs="Calibri"/>
-                <w:sz w:val="24"/>
-                <w:szCs w:val="24"/>
-                <w:lang w:val="en-US"/>
-              </w:rPr>
-              <w:t xml:space="preserve"> {{ </w:t>
-            </w:r>
-            <w:proofErr w:type="spellStart"/>
-            <w:r>
-              <w:rPr>
-                <w:rFonts w:cs="Calibri"/>
-                <w:sz w:val="24"/>
-                <w:szCs w:val="24"/>
-                <w:lang w:val="en-US"/>
-              </w:rPr>
-              <w:t>sts_date</w:t>
-            </w:r>
-            <w:proofErr w:type="spellEnd"/>
-            <w:r>
-              <w:rPr>
-                <w:rFonts w:cs="Calibri"/>
-                <w:sz w:val="24"/>
-                <w:szCs w:val="24"/>
-                <w:lang w:val="en-US"/>
-              </w:rPr>
-              <w:t xml:space="preserve"> }}{% else %}</w:t>
+              <w:t xml:space="preserve"> %}</w:t>
             </w:r>
             <w:r>
               <w:rPr>
@@ -4036,27 +4234,7 @@
                 <w:szCs w:val="24"/>
                 <w:lang w:val="en-US"/>
               </w:rPr>
-              <w:t xml:space="preserve"> </w:t>
-            </w:r>
-            <w:proofErr w:type="gramStart"/>
-            <w:r>
-              <w:rPr>
-                <w:rFonts w:cs="Calibri"/>
-                <w:sz w:val="24"/>
-                <w:szCs w:val="24"/>
-                <w:lang w:val="en-US"/>
-              </w:rPr>
-              <w:t>%}{</w:t>
-            </w:r>
-            <w:proofErr w:type="gramEnd"/>
-            <w:r>
-              <w:rPr>
-                <w:rFonts w:cs="Calibri"/>
-                <w:sz w:val="24"/>
-                <w:szCs w:val="24"/>
-                <w:lang w:val="en-US"/>
-              </w:rPr>
-              <w:t>{</w:t>
+              <w:t xml:space="preserve"> %}{{</w:t>
             </w:r>
             <w:proofErr w:type="spellStart"/>
             <w:r>
@@ -5009,7 +5187,6 @@
           <w:color w:val="000000"/>
           <w:sz w:val="24"/>
           <w:szCs w:val="24"/>
-          <w:lang w:val="en-US"/>
         </w:rPr>
       </w:pPr>
     </w:p>
@@ -5021,7 +5198,6 @@
           <w:color w:val="000000"/>
           <w:sz w:val="24"/>
           <w:szCs w:val="24"/>
-          <w:lang w:val="en-US"/>
         </w:rPr>
       </w:pPr>
     </w:p>
@@ -6874,7 +7050,6 @@
   <w:style w:type="character" w:default="1" w:styleId="a0">
     <w:name w:val="Default Paragraph Font"/>
     <w:uiPriority w:val="1"/>
-    <w:semiHidden/>
     <w:unhideWhenUsed/>
   </w:style>
   <w:style w:type="table" w:default="1" w:styleId="a1">
